--- a/Calendario2025/Actividades/A9_ACLs/v2/act9_matricula_.docx
+++ b/Calendario2025/Actividades/A9_ACLs/v2/act9_matricula_.docx
@@ -334,7 +334,6 @@
         </w:rPr>
         <w:t xml:space="preserve">El archivo de </w:t>
       </w:r>
-      <w:proofErr w:type="spellStart"/>
       <w:r>
         <w:rPr>
           <w:rFonts w:ascii="Arial" w:hAnsi="Arial" w:cs="Arial"/>
@@ -342,29 +341,8 @@
           <w:bCs/>
           <w:lang w:val="es-MX"/>
         </w:rPr>
-        <w:t>Packet</w:t>
-      </w:r>
-      <w:proofErr w:type="spellEnd"/>
-      <w:r>
-        <w:rPr>
-          <w:rFonts w:ascii="Arial" w:hAnsi="Arial" w:cs="Arial"/>
-          <w:b/>
-          <w:bCs/>
-          <w:lang w:val="es-MX"/>
-        </w:rPr>
-        <w:t xml:space="preserve"> </w:t>
-      </w:r>
-      <w:proofErr w:type="spellStart"/>
-      <w:r>
-        <w:rPr>
-          <w:rFonts w:ascii="Arial" w:hAnsi="Arial" w:cs="Arial"/>
-          <w:b/>
-          <w:bCs/>
-          <w:lang w:val="es-MX"/>
-        </w:rPr>
-        <w:t>Tracer</w:t>
-      </w:r>
-      <w:proofErr w:type="spellEnd"/>
+        <w:t>Packet Tracer</w:t>
+      </w:r>
       <w:r>
         <w:rPr>
           <w:rFonts w:ascii="Arial" w:hAnsi="Arial" w:cs="Arial"/>
@@ -455,21 +433,7 @@
         <w:rPr>
           <w:rFonts w:ascii="Arial" w:hAnsi="Arial" w:cs="Arial"/>
         </w:rPr>
-        <w:t xml:space="preserve"> para instalar las </w:t>
-      </w:r>
-      <w:proofErr w:type="spellStart"/>
-      <w:r>
-        <w:rPr>
-          <w:rFonts w:ascii="Arial" w:hAnsi="Arial" w:cs="Arial"/>
-        </w:rPr>
-        <w:t>ACLs</w:t>
-      </w:r>
-      <w:proofErr w:type="spellEnd"/>
-      <w:r>
-        <w:rPr>
-          <w:rFonts w:ascii="Arial" w:hAnsi="Arial" w:cs="Arial"/>
-        </w:rPr>
-        <w:t xml:space="preserve"> y comprobar su funcionamiento correcto.</w:t>
+        <w:t xml:space="preserve"> para instalar las ACLs y comprobar su funcionamiento correcto.</w:t>
       </w:r>
     </w:p>
     <w:p>
@@ -484,57 +448,14 @@
         <w:rPr>
           <w:rFonts w:ascii="Arial" w:hAnsi="Arial" w:cs="Arial"/>
         </w:rPr>
-        <w:t xml:space="preserve">En la realización de esta actividad debes considerar como independiente cada una de las </w:t>
-      </w:r>
-      <w:proofErr w:type="spellStart"/>
-      <w:r>
-        <w:rPr>
-          <w:rFonts w:ascii="Arial" w:hAnsi="Arial" w:cs="Arial"/>
-        </w:rPr>
-        <w:t>ACLs</w:t>
-      </w:r>
-      <w:proofErr w:type="spellEnd"/>
-      <w:r>
-        <w:rPr>
-          <w:rFonts w:ascii="Arial" w:hAnsi="Arial" w:cs="Arial"/>
-        </w:rPr>
-        <w:t xml:space="preserve">. Para probar con éxito las </w:t>
-      </w:r>
-      <w:proofErr w:type="spellStart"/>
-      <w:r>
-        <w:rPr>
-          <w:rFonts w:ascii="Arial" w:hAnsi="Arial" w:cs="Arial"/>
-        </w:rPr>
-        <w:t>ACLs</w:t>
-      </w:r>
-      <w:proofErr w:type="spellEnd"/>
-      <w:r>
-        <w:rPr>
-          <w:rFonts w:ascii="Arial" w:hAnsi="Arial" w:cs="Arial"/>
-        </w:rPr>
-        <w:t xml:space="preserve"> en </w:t>
-      </w:r>
-      <w:proofErr w:type="spellStart"/>
-      <w:r>
-        <w:rPr>
-          <w:rFonts w:ascii="Arial" w:hAnsi="Arial" w:cs="Arial"/>
-        </w:rPr>
-        <w:t>P</w:t>
-      </w:r>
-      <w:r>
-        <w:rPr>
-          <w:rFonts w:ascii="Arial" w:hAnsi="Arial" w:cs="Arial"/>
-        </w:rPr>
-        <w:t>acket</w:t>
-      </w:r>
-      <w:proofErr w:type="spellEnd"/>
-      <w:r>
-        <w:rPr>
-          <w:rFonts w:ascii="Arial" w:hAnsi="Arial" w:cs="Arial"/>
-        </w:rPr>
-        <w:t xml:space="preserve"> </w:t>
-      </w:r>
-      <w:proofErr w:type="spellStart"/>
+        <w:t>En la realización de esta actividad debes considerar como independiente cada una de las ACLs. Para probar con éxito las ACLs en P</w:t>
+      </w:r>
+      <w:r>
+        <w:rPr>
+          <w:rFonts w:ascii="Arial" w:hAnsi="Arial" w:cs="Arial"/>
+        </w:rPr>
+        <w:t xml:space="preserve">acket </w:t>
+      </w:r>
       <w:r>
         <w:rPr>
           <w:rFonts w:ascii="Arial" w:hAnsi="Arial" w:cs="Arial"/>
@@ -547,26 +468,11 @@
         </w:rPr>
         <w:t>racer</w:t>
       </w:r>
-      <w:proofErr w:type="spellEnd"/>
-      <w:r>
-        <w:rPr>
-          <w:rFonts w:ascii="Arial" w:hAnsi="Arial" w:cs="Arial"/>
-        </w:rPr>
-        <w:t xml:space="preserve"> se te recomienda desactivar las </w:t>
-      </w:r>
-      <w:proofErr w:type="spellStart"/>
-      <w:r>
-        <w:rPr>
-          <w:rFonts w:ascii="Arial" w:hAnsi="Arial" w:cs="Arial"/>
-        </w:rPr>
-        <w:t>ACLs</w:t>
-      </w:r>
-      <w:proofErr w:type="spellEnd"/>
-      <w:r>
-        <w:rPr>
-          <w:rFonts w:ascii="Arial" w:hAnsi="Arial" w:cs="Arial"/>
-        </w:rPr>
-        <w:t xml:space="preserve"> previas </w:t>
+      <w:r>
+        <w:rPr>
+          <w:rFonts w:ascii="Arial" w:hAnsi="Arial" w:cs="Arial"/>
+        </w:rPr>
+        <w:t xml:space="preserve"> se te recomienda desactivar las ACLs previas </w:t>
       </w:r>
       <w:r>
         <w:rPr>
@@ -726,7 +632,7 @@
                                     <pic:cNvPicPr/>
                                   </pic:nvPicPr>
                                   <pic:blipFill>
-                                    <a:blip r:embed="rId7"/>
+                                    <a:blip r:embed="rId8"/>
                                     <a:stretch>
                                       <a:fillRect/>
                                     </a:stretch>
@@ -984,7 +890,21 @@
           <w:rFonts w:ascii="Arial" w:hAnsi="Arial" w:cs="Arial"/>
           <w:color w:val="0D0D0D" w:themeColor="text1" w:themeTint="F2"/>
         </w:rPr>
-        <w:t xml:space="preserve">que las computadoras de la subred de </w:t>
+        <w:t xml:space="preserve">que </w:t>
+      </w:r>
+      <w:r>
+        <w:rPr>
+          <w:rFonts w:ascii="Arial" w:hAnsi="Arial" w:cs="Arial"/>
+          <w:color w:val="0D0D0D" w:themeColor="text1" w:themeTint="F2"/>
+        </w:rPr>
+        <w:t>todos los equipos</w:t>
+      </w:r>
+      <w:r>
+        <w:rPr>
+          <w:rFonts w:ascii="Arial" w:hAnsi="Arial" w:cs="Arial"/>
+          <w:color w:val="0D0D0D" w:themeColor="text1" w:themeTint="F2"/>
+        </w:rPr>
+        <w:t xml:space="preserve"> de la subred de </w:t>
       </w:r>
       <w:r>
         <w:rPr>
@@ -1160,7 +1080,6 @@
           <w:szCs w:val="20"/>
         </w:rPr>
       </w:pPr>
-      <w:proofErr w:type="spellStart"/>
       <w:r>
         <w:rPr>
           <w:rFonts w:ascii="Arial" w:hAnsi="Arial" w:cs="Arial"/>
@@ -1168,37 +1087,7 @@
           <w:sz w:val="20"/>
           <w:szCs w:val="20"/>
         </w:rPr>
-        <w:t>router</w:t>
-      </w:r>
-      <w:proofErr w:type="spellEnd"/>
-      <w:r>
-        <w:rPr>
-          <w:rFonts w:ascii="Arial" w:hAnsi="Arial" w:cs="Arial"/>
-          <w:color w:val="2D3B45"/>
-          <w:sz w:val="20"/>
-          <w:szCs w:val="20"/>
-        </w:rPr>
-        <w:t>(</w:t>
-      </w:r>
-      <w:proofErr w:type="spellStart"/>
-      <w:r>
-        <w:rPr>
-          <w:rFonts w:ascii="Arial" w:hAnsi="Arial" w:cs="Arial"/>
-          <w:color w:val="2D3B45"/>
-          <w:sz w:val="20"/>
-          <w:szCs w:val="20"/>
-        </w:rPr>
-        <w:t>config</w:t>
-      </w:r>
-      <w:proofErr w:type="spellEnd"/>
-      <w:r>
-        <w:rPr>
-          <w:rFonts w:ascii="Arial" w:hAnsi="Arial" w:cs="Arial"/>
-          <w:color w:val="2D3B45"/>
-          <w:sz w:val="20"/>
-          <w:szCs w:val="20"/>
-        </w:rPr>
-        <w:t>)#</w:t>
+        <w:t>router(config)#</w:t>
       </w:r>
     </w:p>
     <w:p>
@@ -1237,27 +1126,7 @@
           <w:sz w:val="20"/>
           <w:szCs w:val="20"/>
         </w:rPr>
-        <w:t xml:space="preserve">¿En qué </w:t>
-      </w:r>
-      <w:proofErr w:type="spellStart"/>
-      <w:r>
-        <w:rPr>
-          <w:rFonts w:ascii="Arial" w:hAnsi="Arial" w:cs="Arial"/>
-          <w:color w:val="2D3B45"/>
-          <w:sz w:val="20"/>
-          <w:szCs w:val="20"/>
-        </w:rPr>
-        <w:t>router</w:t>
-      </w:r>
-      <w:proofErr w:type="spellEnd"/>
-      <w:r>
-        <w:rPr>
-          <w:rFonts w:ascii="Arial" w:hAnsi="Arial" w:cs="Arial"/>
-          <w:color w:val="2D3B45"/>
-          <w:sz w:val="20"/>
-          <w:szCs w:val="20"/>
-        </w:rPr>
-        <w:t xml:space="preserve"> instalarás esta lista de control de acceso? </w:t>
+        <w:t xml:space="preserve">¿En qué router instalarás esta lista de control de acceso? </w:t>
       </w:r>
     </w:p>
     <w:p>
@@ -1504,43 +1373,7 @@
                 <w:bCs/>
                 <w:color w:val="000000"/>
               </w:rPr>
-              <w:t>(</w:t>
-            </w:r>
-            <w:proofErr w:type="spellStart"/>
-            <w:r>
-              <w:rPr>
-                <w:rFonts w:ascii="Arial" w:hAnsi="Arial" w:cs="Arial"/>
-                <w:bCs/>
-                <w:color w:val="000000"/>
-              </w:rPr>
-              <w:t>Fail</w:t>
-            </w:r>
-            <w:proofErr w:type="spellEnd"/>
-            <w:r>
-              <w:rPr>
-                <w:rFonts w:ascii="Arial" w:hAnsi="Arial" w:cs="Arial"/>
-                <w:bCs/>
-                <w:color w:val="000000"/>
-              </w:rPr>
-              <w:t xml:space="preserve"> / </w:t>
-            </w:r>
-            <w:proofErr w:type="spellStart"/>
-            <w:r>
-              <w:rPr>
-                <w:rFonts w:ascii="Arial" w:hAnsi="Arial" w:cs="Arial"/>
-                <w:bCs/>
-                <w:color w:val="000000"/>
-              </w:rPr>
-              <w:t>Success</w:t>
-            </w:r>
-            <w:proofErr w:type="spellEnd"/>
-            <w:r>
-              <w:rPr>
-                <w:rFonts w:ascii="Arial" w:hAnsi="Arial" w:cs="Arial"/>
-                <w:bCs/>
-                <w:color w:val="000000"/>
-              </w:rPr>
-              <w:t>)</w:t>
+              <w:t>(Fail / Success)</w:t>
             </w:r>
           </w:p>
         </w:tc>
@@ -1582,43 +1415,7 @@
                 <w:bCs/>
                 <w:color w:val="000000"/>
               </w:rPr>
-              <w:t>(</w:t>
-            </w:r>
-            <w:proofErr w:type="spellStart"/>
-            <w:r>
-              <w:rPr>
-                <w:rFonts w:ascii="Arial" w:hAnsi="Arial" w:cs="Arial"/>
-                <w:bCs/>
-                <w:color w:val="000000"/>
-              </w:rPr>
-              <w:t>Fail</w:t>
-            </w:r>
-            <w:proofErr w:type="spellEnd"/>
-            <w:r>
-              <w:rPr>
-                <w:rFonts w:ascii="Arial" w:hAnsi="Arial" w:cs="Arial"/>
-                <w:bCs/>
-                <w:color w:val="000000"/>
-              </w:rPr>
-              <w:t xml:space="preserve"> / </w:t>
-            </w:r>
-            <w:proofErr w:type="spellStart"/>
-            <w:r>
-              <w:rPr>
-                <w:rFonts w:ascii="Arial" w:hAnsi="Arial" w:cs="Arial"/>
-                <w:bCs/>
-                <w:color w:val="000000"/>
-              </w:rPr>
-              <w:t>Success</w:t>
-            </w:r>
-            <w:proofErr w:type="spellEnd"/>
-            <w:r>
-              <w:rPr>
-                <w:rFonts w:ascii="Arial" w:hAnsi="Arial" w:cs="Arial"/>
-                <w:bCs/>
-                <w:color w:val="000000"/>
-              </w:rPr>
-              <w:t>)</w:t>
+              <w:t>(Fail / Success)</w:t>
             </w:r>
           </w:p>
         </w:tc>
@@ -1719,7 +1516,6 @@
                 <w:color w:val="FF0000"/>
               </w:rPr>
             </w:pPr>
-            <w:proofErr w:type="spellStart"/>
             <w:r>
               <w:rPr>
                 <w:rFonts w:ascii="Arial" w:hAnsi="Arial" w:cs="Arial"/>
@@ -1727,7 +1523,6 @@
               </w:rPr>
               <w:t>Success</w:t>
             </w:r>
-            <w:proofErr w:type="spellEnd"/>
           </w:p>
         </w:tc>
         <w:tc>
@@ -1743,7 +1538,6 @@
                 <w:color w:val="FF0000"/>
               </w:rPr>
             </w:pPr>
-            <w:proofErr w:type="spellStart"/>
             <w:r>
               <w:rPr>
                 <w:rFonts w:ascii="Arial" w:hAnsi="Arial" w:cs="Arial"/>
@@ -1751,7 +1545,6 @@
               </w:rPr>
               <w:t>Success</w:t>
             </w:r>
-            <w:proofErr w:type="spellEnd"/>
           </w:p>
         </w:tc>
       </w:tr>
@@ -1849,7 +1642,6 @@
                 <w:color w:val="FF0000"/>
               </w:rPr>
             </w:pPr>
-            <w:proofErr w:type="spellStart"/>
             <w:r>
               <w:rPr>
                 <w:rFonts w:ascii="Arial" w:hAnsi="Arial" w:cs="Arial"/>
@@ -1857,7 +1649,6 @@
               </w:rPr>
               <w:t>Success</w:t>
             </w:r>
-            <w:proofErr w:type="spellEnd"/>
           </w:p>
         </w:tc>
         <w:tc>
@@ -1873,7 +1664,6 @@
                 <w:color w:val="FF0000"/>
               </w:rPr>
             </w:pPr>
-            <w:proofErr w:type="spellStart"/>
             <w:r>
               <w:rPr>
                 <w:rFonts w:ascii="Arial" w:hAnsi="Arial" w:cs="Arial"/>
@@ -1881,7 +1671,6 @@
               </w:rPr>
               <w:t>Success</w:t>
             </w:r>
-            <w:proofErr w:type="spellEnd"/>
           </w:p>
         </w:tc>
       </w:tr>
@@ -1979,7 +1768,6 @@
                 <w:color w:val="FF0000"/>
               </w:rPr>
             </w:pPr>
-            <w:proofErr w:type="spellStart"/>
             <w:r>
               <w:rPr>
                 <w:rFonts w:ascii="Arial" w:hAnsi="Arial" w:cs="Arial"/>
@@ -1987,7 +1775,6 @@
               </w:rPr>
               <w:t>Fail</w:t>
             </w:r>
-            <w:proofErr w:type="spellEnd"/>
           </w:p>
         </w:tc>
         <w:tc>
@@ -2003,7 +1790,6 @@
                 <w:color w:val="FF0000"/>
               </w:rPr>
             </w:pPr>
-            <w:proofErr w:type="spellStart"/>
             <w:r>
               <w:rPr>
                 <w:rFonts w:ascii="Arial" w:hAnsi="Arial" w:cs="Arial"/>
@@ -2011,7 +1797,6 @@
               </w:rPr>
               <w:t>Success</w:t>
             </w:r>
-            <w:proofErr w:type="spellEnd"/>
           </w:p>
         </w:tc>
       </w:tr>
@@ -2109,7 +1894,6 @@
                 <w:color w:val="FF0000"/>
               </w:rPr>
             </w:pPr>
-            <w:proofErr w:type="spellStart"/>
             <w:r>
               <w:rPr>
                 <w:rFonts w:ascii="Arial" w:hAnsi="Arial" w:cs="Arial"/>
@@ -2117,7 +1901,6 @@
               </w:rPr>
               <w:t>Fail</w:t>
             </w:r>
-            <w:proofErr w:type="spellEnd"/>
           </w:p>
         </w:tc>
         <w:tc>
@@ -2133,7 +1916,6 @@
                 <w:color w:val="FF0000"/>
               </w:rPr>
             </w:pPr>
-            <w:proofErr w:type="spellStart"/>
             <w:r>
               <w:rPr>
                 <w:rFonts w:ascii="Arial" w:hAnsi="Arial" w:cs="Arial"/>
@@ -2141,7 +1923,6 @@
               </w:rPr>
               <w:t>Success</w:t>
             </w:r>
-            <w:proofErr w:type="spellEnd"/>
           </w:p>
         </w:tc>
       </w:tr>
@@ -2333,43 +2114,7 @@
                 <w:bCs/>
                 <w:color w:val="000000"/>
               </w:rPr>
-              <w:t>(</w:t>
-            </w:r>
-            <w:proofErr w:type="spellStart"/>
-            <w:r>
-              <w:rPr>
-                <w:rFonts w:ascii="Arial" w:hAnsi="Arial" w:cs="Arial"/>
-                <w:bCs/>
-                <w:color w:val="000000"/>
-              </w:rPr>
-              <w:t>Fail</w:t>
-            </w:r>
-            <w:proofErr w:type="spellEnd"/>
-            <w:r>
-              <w:rPr>
-                <w:rFonts w:ascii="Arial" w:hAnsi="Arial" w:cs="Arial"/>
-                <w:bCs/>
-                <w:color w:val="000000"/>
-              </w:rPr>
-              <w:t xml:space="preserve"> / </w:t>
-            </w:r>
-            <w:proofErr w:type="spellStart"/>
-            <w:r>
-              <w:rPr>
-                <w:rFonts w:ascii="Arial" w:hAnsi="Arial" w:cs="Arial"/>
-                <w:bCs/>
-                <w:color w:val="000000"/>
-              </w:rPr>
-              <w:t>Success</w:t>
-            </w:r>
-            <w:proofErr w:type="spellEnd"/>
-            <w:r>
-              <w:rPr>
-                <w:rFonts w:ascii="Arial" w:hAnsi="Arial" w:cs="Arial"/>
-                <w:bCs/>
-                <w:color w:val="000000"/>
-              </w:rPr>
-              <w:t>)</w:t>
+              <w:t>(Fail / Success)</w:t>
             </w:r>
           </w:p>
         </w:tc>
@@ -2479,7 +2224,6 @@
                 <w:color w:val="FF0000"/>
               </w:rPr>
             </w:pPr>
-            <w:proofErr w:type="spellStart"/>
             <w:r>
               <w:rPr>
                 <w:rFonts w:ascii="Arial" w:hAnsi="Arial" w:cs="Arial"/>
@@ -2487,7 +2231,6 @@
               </w:rPr>
               <w:t>Success</w:t>
             </w:r>
-            <w:proofErr w:type="spellEnd"/>
           </w:p>
         </w:tc>
       </w:tr>
@@ -2594,7 +2337,6 @@
                 <w:color w:val="FF0000"/>
               </w:rPr>
             </w:pPr>
-            <w:proofErr w:type="spellStart"/>
             <w:r>
               <w:rPr>
                 <w:rFonts w:ascii="Arial" w:hAnsi="Arial" w:cs="Arial"/>
@@ -2602,7 +2344,6 @@
               </w:rPr>
               <w:t>Success</w:t>
             </w:r>
-            <w:proofErr w:type="spellEnd"/>
           </w:p>
         </w:tc>
       </w:tr>
@@ -2709,7 +2450,6 @@
                 <w:color w:val="FF0000"/>
               </w:rPr>
             </w:pPr>
-            <w:proofErr w:type="spellStart"/>
             <w:r>
               <w:rPr>
                 <w:rFonts w:ascii="Arial" w:hAnsi="Arial" w:cs="Arial"/>
@@ -2717,7 +2457,6 @@
               </w:rPr>
               <w:t>Success</w:t>
             </w:r>
-            <w:proofErr w:type="spellEnd"/>
           </w:p>
         </w:tc>
       </w:tr>
@@ -2824,7 +2563,6 @@
                 <w:color w:val="FF0000"/>
               </w:rPr>
             </w:pPr>
-            <w:proofErr w:type="spellStart"/>
             <w:r>
               <w:rPr>
                 <w:rFonts w:ascii="Arial" w:hAnsi="Arial" w:cs="Arial"/>
@@ -2832,7 +2570,6 @@
               </w:rPr>
               <w:t>Success</w:t>
             </w:r>
-            <w:proofErr w:type="spellEnd"/>
           </w:p>
         </w:tc>
       </w:tr>
@@ -3127,16 +2864,7 @@
           <w:bCs/>
           <w:color w:val="0D0D0D" w:themeColor="text1" w:themeTint="F2"/>
         </w:rPr>
-        <w:t>Servidores</w:t>
-      </w:r>
-      <w:r>
-        <w:rPr>
-          <w:rFonts w:ascii="Arial" w:hAnsi="Arial" w:cs="Arial"/>
-          <w:b/>
-          <w:bCs/>
-          <w:color w:val="0D0D0D" w:themeColor="text1" w:themeTint="F2"/>
-        </w:rPr>
-        <w:t xml:space="preserve"> </w:t>
+        <w:t xml:space="preserve">Servidores </w:t>
       </w:r>
       <w:r>
         <w:rPr>
@@ -3362,7 +3090,6 @@
           <w:szCs w:val="20"/>
         </w:rPr>
       </w:pPr>
-      <w:proofErr w:type="spellStart"/>
       <w:r>
         <w:rPr>
           <w:rFonts w:ascii="Arial" w:hAnsi="Arial" w:cs="Arial"/>
@@ -3370,37 +3097,7 @@
           <w:sz w:val="20"/>
           <w:szCs w:val="20"/>
         </w:rPr>
-        <w:t>router</w:t>
-      </w:r>
-      <w:proofErr w:type="spellEnd"/>
-      <w:r>
-        <w:rPr>
-          <w:rFonts w:ascii="Arial" w:hAnsi="Arial" w:cs="Arial"/>
-          <w:color w:val="2D3B45"/>
-          <w:sz w:val="20"/>
-          <w:szCs w:val="20"/>
-        </w:rPr>
-        <w:t>(</w:t>
-      </w:r>
-      <w:proofErr w:type="spellStart"/>
-      <w:r>
-        <w:rPr>
-          <w:rFonts w:ascii="Arial" w:hAnsi="Arial" w:cs="Arial"/>
-          <w:color w:val="2D3B45"/>
-          <w:sz w:val="20"/>
-          <w:szCs w:val="20"/>
-        </w:rPr>
-        <w:t>config</w:t>
-      </w:r>
-      <w:proofErr w:type="spellEnd"/>
-      <w:r>
-        <w:rPr>
-          <w:rFonts w:ascii="Arial" w:hAnsi="Arial" w:cs="Arial"/>
-          <w:color w:val="2D3B45"/>
-          <w:sz w:val="20"/>
-          <w:szCs w:val="20"/>
-        </w:rPr>
-        <w:t>)#</w:t>
+        <w:t>router(config)#</w:t>
       </w:r>
     </w:p>
     <w:p>
@@ -3439,27 +3136,7 @@
           <w:sz w:val="20"/>
           <w:szCs w:val="20"/>
         </w:rPr>
-        <w:t xml:space="preserve">¿En qué </w:t>
-      </w:r>
-      <w:proofErr w:type="spellStart"/>
-      <w:r>
-        <w:rPr>
-          <w:rFonts w:ascii="Arial" w:hAnsi="Arial" w:cs="Arial"/>
-          <w:color w:val="2D3B45"/>
-          <w:sz w:val="20"/>
-          <w:szCs w:val="20"/>
-        </w:rPr>
-        <w:t>router</w:t>
-      </w:r>
-      <w:proofErr w:type="spellEnd"/>
-      <w:r>
-        <w:rPr>
-          <w:rFonts w:ascii="Arial" w:hAnsi="Arial" w:cs="Arial"/>
-          <w:color w:val="2D3B45"/>
-          <w:sz w:val="20"/>
-          <w:szCs w:val="20"/>
-        </w:rPr>
-        <w:t xml:space="preserve"> instalarás esta lista de control de acceso? </w:t>
+        <w:t xml:space="preserve">¿En qué router instalarás esta lista de control de acceso? </w:t>
       </w:r>
     </w:p>
     <w:p>
@@ -3685,43 +3362,7 @@
                 <w:bCs/>
                 <w:color w:val="000000"/>
               </w:rPr>
-              <w:t>(</w:t>
-            </w:r>
-            <w:proofErr w:type="spellStart"/>
-            <w:r>
-              <w:rPr>
-                <w:rFonts w:ascii="Arial" w:hAnsi="Arial" w:cs="Arial"/>
-                <w:bCs/>
-                <w:color w:val="000000"/>
-              </w:rPr>
-              <w:t>Fail</w:t>
-            </w:r>
-            <w:proofErr w:type="spellEnd"/>
-            <w:r>
-              <w:rPr>
-                <w:rFonts w:ascii="Arial" w:hAnsi="Arial" w:cs="Arial"/>
-                <w:bCs/>
-                <w:color w:val="000000"/>
-              </w:rPr>
-              <w:t xml:space="preserve"> / </w:t>
-            </w:r>
-            <w:proofErr w:type="spellStart"/>
-            <w:r>
-              <w:rPr>
-                <w:rFonts w:ascii="Arial" w:hAnsi="Arial" w:cs="Arial"/>
-                <w:bCs/>
-                <w:color w:val="000000"/>
-              </w:rPr>
-              <w:t>Success</w:t>
-            </w:r>
-            <w:proofErr w:type="spellEnd"/>
-            <w:r>
-              <w:rPr>
-                <w:rFonts w:ascii="Arial" w:hAnsi="Arial" w:cs="Arial"/>
-                <w:bCs/>
-                <w:color w:val="000000"/>
-              </w:rPr>
-              <w:t>)</w:t>
+              <w:t>(Fail / Success)</w:t>
             </w:r>
           </w:p>
         </w:tc>
@@ -3832,7 +3473,6 @@
                 <w:color w:val="FF0000"/>
               </w:rPr>
             </w:pPr>
-            <w:proofErr w:type="spellStart"/>
             <w:r>
               <w:rPr>
                 <w:rFonts w:ascii="Arial" w:hAnsi="Arial" w:cs="Arial"/>
@@ -3840,7 +3480,6 @@
               </w:rPr>
               <w:t>Success</w:t>
             </w:r>
-            <w:proofErr w:type="spellEnd"/>
           </w:p>
         </w:tc>
       </w:tr>
@@ -3948,7 +3587,6 @@
                 <w:color w:val="FF0000"/>
               </w:rPr>
             </w:pPr>
-            <w:proofErr w:type="spellStart"/>
             <w:r>
               <w:rPr>
                 <w:rFonts w:ascii="Arial" w:hAnsi="Arial" w:cs="Arial"/>
@@ -3956,7 +3594,6 @@
               </w:rPr>
               <w:t>Fail</w:t>
             </w:r>
-            <w:proofErr w:type="spellEnd"/>
           </w:p>
         </w:tc>
       </w:tr>
@@ -4064,7 +3701,6 @@
                 <w:color w:val="FF0000"/>
               </w:rPr>
             </w:pPr>
-            <w:proofErr w:type="spellStart"/>
             <w:r>
               <w:rPr>
                 <w:rFonts w:ascii="Arial" w:hAnsi="Arial" w:cs="Arial"/>
@@ -4072,7 +3708,6 @@
               </w:rPr>
               <w:t>Success</w:t>
             </w:r>
-            <w:proofErr w:type="spellEnd"/>
           </w:p>
         </w:tc>
       </w:tr>
@@ -4180,7 +3815,6 @@
                 <w:color w:val="FF0000"/>
               </w:rPr>
             </w:pPr>
-            <w:proofErr w:type="spellStart"/>
             <w:r>
               <w:rPr>
                 <w:rFonts w:ascii="Arial" w:hAnsi="Arial" w:cs="Arial"/>
@@ -4188,7 +3822,6 @@
               </w:rPr>
               <w:t>Fail</w:t>
             </w:r>
-            <w:proofErr w:type="spellEnd"/>
           </w:p>
         </w:tc>
       </w:tr>
@@ -4360,43 +3993,7 @@
                 <w:bCs/>
                 <w:color w:val="000000"/>
               </w:rPr>
-              <w:t>(</w:t>
-            </w:r>
-            <w:proofErr w:type="spellStart"/>
-            <w:r>
-              <w:rPr>
-                <w:rFonts w:ascii="Arial" w:hAnsi="Arial" w:cs="Arial"/>
-                <w:bCs/>
-                <w:color w:val="000000"/>
-              </w:rPr>
-              <w:t>Fail</w:t>
-            </w:r>
-            <w:proofErr w:type="spellEnd"/>
-            <w:r>
-              <w:rPr>
-                <w:rFonts w:ascii="Arial" w:hAnsi="Arial" w:cs="Arial"/>
-                <w:bCs/>
-                <w:color w:val="000000"/>
-              </w:rPr>
-              <w:t xml:space="preserve"> / </w:t>
-            </w:r>
-            <w:proofErr w:type="spellStart"/>
-            <w:r>
-              <w:rPr>
-                <w:rFonts w:ascii="Arial" w:hAnsi="Arial" w:cs="Arial"/>
-                <w:bCs/>
-                <w:color w:val="000000"/>
-              </w:rPr>
-              <w:t>Success</w:t>
-            </w:r>
-            <w:proofErr w:type="spellEnd"/>
-            <w:r>
-              <w:rPr>
-                <w:rFonts w:ascii="Arial" w:hAnsi="Arial" w:cs="Arial"/>
-                <w:bCs/>
-                <w:color w:val="000000"/>
-              </w:rPr>
-              <w:t>)</w:t>
+              <w:t>(Fail / Success)</w:t>
             </w:r>
           </w:p>
         </w:tc>
@@ -4507,7 +4104,6 @@
                 <w:color w:val="FF0000"/>
               </w:rPr>
             </w:pPr>
-            <w:proofErr w:type="spellStart"/>
             <w:r>
               <w:rPr>
                 <w:rFonts w:ascii="Arial" w:hAnsi="Arial" w:cs="Arial"/>
@@ -4515,7 +4111,6 @@
               </w:rPr>
               <w:t>Success</w:t>
             </w:r>
-            <w:proofErr w:type="spellEnd"/>
           </w:p>
         </w:tc>
       </w:tr>
@@ -4623,7 +4218,6 @@
                 <w:color w:val="FF0000"/>
               </w:rPr>
             </w:pPr>
-            <w:proofErr w:type="spellStart"/>
             <w:r>
               <w:rPr>
                 <w:rFonts w:ascii="Arial" w:hAnsi="Arial" w:cs="Arial"/>
@@ -4631,7 +4225,6 @@
               </w:rPr>
               <w:t>Success</w:t>
             </w:r>
-            <w:proofErr w:type="spellEnd"/>
           </w:p>
         </w:tc>
       </w:tr>
@@ -4722,17 +4315,7 @@
                 <w:color w:val="0D0D0D" w:themeColor="text1" w:themeTint="F2"/>
                 <w:spacing w:val="-1"/>
               </w:rPr>
-              <w:t>9</w:t>
-            </w:r>
-            <w:r>
-              <w:rPr>
-                <w:rFonts w:ascii="Arial"/>
-                <w:b/>
-                <w:bCs/>
-                <w:color w:val="0D0D0D" w:themeColor="text1" w:themeTint="F2"/>
-                <w:spacing w:val="-1"/>
-              </w:rPr>
-              <w:t>4</w:t>
+              <w:t>94</w:t>
             </w:r>
           </w:p>
         </w:tc>
@@ -4749,7 +4332,6 @@
                 <w:color w:val="FF0000"/>
               </w:rPr>
             </w:pPr>
-            <w:proofErr w:type="spellStart"/>
             <w:r>
               <w:rPr>
                 <w:rFonts w:ascii="Arial" w:hAnsi="Arial" w:cs="Arial"/>
@@ -4757,7 +4339,6 @@
               </w:rPr>
               <w:t>Success</w:t>
             </w:r>
-            <w:proofErr w:type="spellEnd"/>
           </w:p>
         </w:tc>
       </w:tr>
@@ -4848,17 +4429,7 @@
                 <w:color w:val="0D0D0D" w:themeColor="text1" w:themeTint="F2"/>
                 <w:spacing w:val="-1"/>
               </w:rPr>
-              <w:t>9</w:t>
-            </w:r>
-            <w:r>
-              <w:rPr>
-                <w:rFonts w:ascii="Arial"/>
-                <w:b/>
-                <w:bCs/>
-                <w:color w:val="0D0D0D" w:themeColor="text1" w:themeTint="F2"/>
-                <w:spacing w:val="-1"/>
-              </w:rPr>
-              <w:t>4</w:t>
+              <w:t>94</w:t>
             </w:r>
           </w:p>
         </w:tc>
@@ -4875,7 +4446,6 @@
                 <w:color w:val="FF0000"/>
               </w:rPr>
             </w:pPr>
-            <w:proofErr w:type="spellStart"/>
             <w:r>
               <w:rPr>
                 <w:rFonts w:ascii="Arial" w:hAnsi="Arial" w:cs="Arial"/>
@@ -4883,7 +4453,6 @@
               </w:rPr>
               <w:t>Success</w:t>
             </w:r>
-            <w:proofErr w:type="spellEnd"/>
           </w:p>
         </w:tc>
       </w:tr>
